--- a/spa/docx/021.content.docx
+++ b/spa/docx/021.content.docx
@@ -19,7 +19,7 @@
         <w:rPr>
           <w:lang w:val="es_ES" w:bidi="es_ES"/>
         </w:rPr>
-        <w:t>Resource: Tyndale Open Bible Dictionary</w:t>
+        <w:t>Resource: Aquifer Open Bible Dictionary</w:t>
       </w:r>
       <w:r>
         <w:rPr>
@@ -112,7 +112,7 @@
         <w:rPr>
           <w:lang w:val="es_ES" w:bidi="es_ES"/>
         </w:rPr>
-        <w:t>Tyndale Open Bible Dictionary</w:t>
+        <w:t>Aquifer Open Bible Dictionary</w:t>
       </w:r>
     </w:p>
     <w:p>

--- a/spa/docx/021.content.docx
+++ b/spa/docx/021.content.docx
@@ -51635,7 +51635,7 @@
         <w:rPr>
           <w:lang w:val="es_ES" w:bidi="es_ES"/>
         </w:rPr>
-        <w:t>, fueron construidas en áreas desérticas. Proporcionaban un refugio seguro para que los pastores vigilaran sus rebaños. Algunas torres eran puestos fortificados donde los centinelas protegían una ciudad al resguardar el tráfico comercial de los ladrones (</w:t>
+        <w:t>, fueron construidas en áreas desérticas. Ofrecían un refugio seguro a los pastores para que vigilaran sus rebaños. También servían como puestos de guardia desde donde los soldados podían proteger una ciudad y defender su comercio de los asaltantes (</w:t>
       </w:r>
       <w:hyperlink r:id="rId1133">
         <w:r>
